--- a/por/docx/48.content.docx
+++ b/por/docx/48.content.docx
@@ -605,19 +605,7 @@
         <w:rPr>
           <w:lang w:val="pt_PT" w:bidi="pt_PT"/>
         </w:rPr>
-        <w:t xml:space="preserve">; veja </w:t>
-      </w:r>
-      <w:r>
-        <w:rPr>
-          <w:lang w:val="pt_PT" w:bidi="pt_PT"/>
-        </w:rPr>
-        <w:t>Introdução ao Livro de Gálatas</w:t>
-      </w:r>
-      <w:r>
-        <w:rPr>
-          <w:lang w:val="pt_PT" w:bidi="pt_PT"/>
-        </w:rPr>
-        <w:t>, “Destinatários”).</w:t>
+        <w:t>; veja Introdução ao Livro de Gálatas, “Destinatários”).</w:t>
       </w:r>
       <w:r>
         <w:rPr>
@@ -3597,19 +3585,7 @@
         <w:rPr>
           <w:lang w:val="pt_PT" w:bidi="pt_PT"/>
         </w:rPr>
-        <w:t xml:space="preserve">; veja </w:t>
-      </w:r>
-      <w:r>
-        <w:rPr>
-          <w:lang w:val="pt_PT" w:bidi="pt_PT"/>
-        </w:rPr>
-        <w:t>Introdução ao Livro de Gálatas</w:t>
-      </w:r>
-      <w:r>
-        <w:rPr>
-          <w:lang w:val="pt_PT" w:bidi="pt_PT"/>
-        </w:rPr>
-        <w:t>, "Destinatários").</w:t>
+        <w:t>; veja Introdução ao Livro de Gálatas, "Destinatários").</w:t>
       </w:r>
     </w:p>
     <w:p>
@@ -3723,19 +3699,7 @@
         <w:rPr>
           <w:lang w:val="pt_PT" w:bidi="pt_PT"/>
         </w:rPr>
-        <w:t xml:space="preserve">; veja </w:t>
-      </w:r>
-      <w:r>
-        <w:rPr>
-          <w:lang w:val="pt_PT" w:bidi="pt_PT"/>
-        </w:rPr>
-        <w:t>Introdução ao Livro de Gálatas</w:t>
-      </w:r>
-      <w:r>
-        <w:rPr>
-          <w:lang w:val="pt_PT" w:bidi="pt_PT"/>
-        </w:rPr>
-        <w:t>, "Data da Escrita").</w:t>
+        <w:t>; veja Introdução ao Livro de Gálatas, "Data da Escrita").</w:t>
       </w:r>
       <w:r>
         <w:rPr>
